--- a/zaini_case_audit_output/outputs/word/documents/084_مذكرة جوابية من عدنان وعاتقة ـ 16-11-1444 ـ مرفق تقييم.docx
+++ b/zaini_case_audit_output/outputs/word/documents/084_مذكرة جوابية من عدنان وعاتقة ـ 16-11-1444 ـ مرفق تقييم.docx
@@ -169,7 +169,7 @@
           <w:b w:val="0"/>
           <w:i w:val="0"/>
         </w:rPr>
-        <w:t>املدعى</w:t>
+        <w:t>ىعدلما</w:t>
       </w:r>
     </w:p>
     <w:p>

--- a/zaini_case_audit_output/outputs/word/documents/084_مذكرة جوابية من عدنان وعاتقة ـ 16-11-1444 ـ مرفق تقييم.docx
+++ b/zaini_case_audit_output/outputs/word/documents/084_مذكرة جوابية من عدنان وعاتقة ـ 16-11-1444 ـ مرفق تقييم.docx
@@ -104,7 +104,7 @@
           <w:b w:val="0"/>
           <w:i w:val="0"/>
         </w:rPr>
-        <w:t>بطريقةحمد</w:t>
+        <w:t>دمحةقيرطب</w:t>
       </w:r>
     </w:p>
     <w:p>
@@ -117,7 +117,7 @@
           <w:b w:val="0"/>
           <w:i w:val="0"/>
         </w:rPr>
-        <w:t>املقامة ب الامور ضدن ا نتاج</w:t>
+        <w:t>جاتن ا ندض رومالا ب ةماقلما</w:t>
       </w:r>
     </w:p>
     <w:p>
@@ -130,7 +130,7 @@
           <w:b w:val="0"/>
           <w:i w:val="0"/>
         </w:rPr>
-        <w:t>املدعى علهيم يزمع بوجود عقد بيع احلصص مربم املدعى عليه املش بوه يف الاس تحواذ عىل حقوق 000،450 رايل واترة اخرى يزمع ان قمية البيع يه هذه احلصص وأ لية متلكه لها فتارة يدفع بأ هنا امحد زيين التجارية للمدع ى عليه قد متت تأ يف واملثبتةملطالبهتم كيداملا ادلعوى س وبيان رمق بق ) ذكل كام وتوضيحا أ ييل: لعدد 42824717 ( منسامھ</w:t>
+        <w:t>ھماسنم ) 42824717 ددعل :ليي أ احيضوتو ماك لكذ ( قب قمر نايبو س ىوعلدا الماديك متهبلاطلمةتبثلماو في أت تتم دق هيلع ى عدملل ةيراجتلا نييز دحما انه أب عفدي ةراتف اهل هكلتم ةيل أو صصلحا هذه هي عيبلا ةيمق نا عمزي ىرخا ةرتاو ليار 450،000 قوقح لىع ذاوحت سالا في هوب شلما هيلع ىعدلما مبرم صصلحا عيب دقع دوجوب عمزي ميهلع ىعدلما</w:t>
       </w:r>
     </w:p>
     <w:p>
@@ -143,7 +143,7 @@
           <w:b w:val="0"/>
           <w:i w:val="0"/>
         </w:rPr>
-        <w:t>يسوغ بأ ي حال من الاحوال اهدار ووضوح تقي مي حصص الرشاكء يف الرشاكت ومهنا احلصص حمل ادلعوى مع املدعى عليه يف رشكة امحد زيين التجارية واذلي قمي فيه القضائية التجارية يف نزاع مع املدعى عليه مؤرخ يف 07 - 11 - 1432 هـ وهو فيصل يف حمل الزناع املاثل الن اذ ورد فيه بلك دقة اثنيا : نبني ملقام ادلائرة انه س بق وان صدر تقرير خربة حماسيب صادر من اخلبري احملاس يب طالل ابو غزاةل ورشاكه مقدم لدلائرة املبدأ فا ن مولكي يطعن يفحصة هذا العقد شالك ومضموان وما بين عىل ابطل فهو ابطل مع مورث مولكيين فسكوته وا خفائه للعقد دليل عىل عدم حصته فتأ خري البيان عن وقت احلاجة ال البيان بيان وتأ سيس ا عىل هذا أ امل غري صا وال املوافق : التارخي: : اسامة مولكي اتفاقية بواكليت اجلوهرية 16 وضوع: حب 05 / / عن نؤكد امحد أ أ اليةل 11 06 مرشوعة / ختارج / املؤثرة مذكرة و ملقام اليه زيين عدانن الفضيةل يف 1444 000،000،120 2023 غري من م هـ يزمعها جوابية زيين ادلائرةسامھسامھ رايل نتيجة أ رئيس ن ب ب مورثه يف نظامية واترة وأ مقدمة وعاتقةنن بغري ادلعوى وبينة انتقال من ا ا يقول عضاء سلسةل وجه بأ هذا احلرازي واليت ادلا من هناحمحم املدعي ئرة احلصص ادلفع مع تبني حقمثدد اتقدم لية ب ب حمل اس عدانن التناقضات تناقض بيعنن التجارية امح بعدلك السالم دلائرتمك د تحقاق ال اليت ادلعوى هذه عليمك زيين املدعى ول ورشاء عبا عبا تؤكد الس املدعني وأ عليه والبالغة ملا ن ورمحة املوقرةمبذكرةسس يف نوات واملدعية ابحملمكة القناعة ٩0 هللا قميهتا من ؜٪ يدعون عاتقة زين زين سبب التامة ايضاحية منيي وبراكته التجارية اخلالف انتقال احلرازي رشكة بسلوك ختامية مع جبدة</w:t>
+        <w:t>ةدبج عم ةيماتخ كولسب ةكشر يزارلحا لاقتنا فلالخا ةيراجتلا هتكاربو يينم ةيحاضيا ةماتلا ببس نيز نيز ةقتاع نوعدي ٪؜ نم اتهيمق الله ٩0 ةعانقلا ةكملمحبا ةيعدلماو تاون في سسةركذبمةرقولما ةحمرو ن الم ةغلابلاو هيلع أو ينعدلما سلا دكؤت ابع ابع ءاشرو لو ىعدلما نييز كميلع هذه ىوعلدا تيلا لا قاقحت د كمترئالد ملاسلا كلدعب حما ةيراجتلا ننعيب ضقانت تاضقانتلا ننادع سا لمح ب ب ةيل مدقتا ددثمقح ينبت عم عفلدا صصلحا ةرئ يعدلما محمحانه نم الدا تيلاو يزارلحا اذه أب هجو لةسلس ءاضع لوقي ا ا نم لاقتنا ةنيبو ىوعلدا يرغب ننةقتاعو ةمدقم أو ةرتاو ةيماظن في هثروم ب ب ن سيئر أ ةجيتن ليار ھماسھماسةرئالدا نييز ةيباوج اهعمزي ـه م نم يرغ 2023 120،000،000 1444 في لةيضفلا ننادع نييز هيلا ماقلم و ةركذم ةرثؤلما / جراتخ / ةعوشرم 06 11 لةيلا أ أ دحما دكؤن نع / / 05 بح :عوضو 16 ةيرهولجا تيلكاوب ةيقافتا يكلوم ةماسا : :يخراتلا : قفاولما لاو اص يرغ لما أ اذه لىع ا سيس أتو نايب نايبلا لا ةجالحا تقو نع نايبلا يرخ أتف هتصح مدع لىع ليلد دقعلل هئافخ او هتوكسف نييكلوم ثروم عم لطبا وهف لطبا لىع نيب امو ناومضمو كلاش دقعلا اذه ةصحفي نعطي يكلوم ن اف أدبلما ةرئالدل مدقم هكاشرو لةازغ وبا للاط بي سالمحا يربلخا نم رداص بيسامح ةبرخ ريرقت ردص ناو قب س هنا ةرئالدا ماقلم ينبن : اينثا ةقد كلب هيف درو ذا نلا لثالما عانزلا لمح في لصيف وهو ـه 1432 - 11 - 07 في خرؤم هيلع ىعدلما عم عازن في ةيراجتلا ةيئاضقلا هيف يمق يلذاو ةيراجتلا نييز دحما ةكشر في هيلع ىعدلما عم ىوعلدا لمح صصلحا انهمو تكاشرلا في ءكاشرلا صصح يم يقت حوضوو رادها لاوحالا نم لاح ي أب غوسي</w:t>
       </w:r>
     </w:p>
     <w:p>
@@ -208,7 +208,7 @@
           <w:b w:val="0"/>
           <w:i w:val="0"/>
         </w:rPr>
-        <w:t>أ املعترب حيفظمك العادل يدفع و املدعى ملولكيت يرعامك، عليه للحصصسامھ بأ</w:t>
+        <w:t>أب ھماسصصحلل هيلع ،كماعري تيكلولم ىعدلما و عفدي لداعلا كمظفيح برتعلما أ</w:t>
       </w:r>
     </w:p>
     <w:p>
@@ -221,7 +221,7 @@
           <w:b w:val="0"/>
           <w:i w:val="0"/>
         </w:rPr>
-        <w:t>أسامھ بن احمد بن عبا احملايم د. محمد أ وال اثنيا: : وهللا التقيمي التقيمي أ ا ن لزام</w:t>
+        <w:t>مازل ن ا أ يميقتلا يميقتلا اللهو : :اينثا لاو أ دمحم .د ميالمحا ابع نب دمحا نب ھماسأ</w:t>
       </w:r>
     </w:p>
     <w:p>
@@ -234,7 +234,7 @@
           <w:b w:val="0"/>
           <w:i w:val="0"/>
         </w:rPr>
-        <w:t>أسامھ بن احمد بن عبا</w:t>
+        <w:t>ابع نب دمحا نب ھماسأ</w:t>
       </w:r>
     </w:p>
     <w:p>
@@ -351,7 +351,7 @@
           <w:b w:val="0"/>
           <w:i w:val="0"/>
         </w:rPr>
-        <w:t>أسامھ بن احمد بن عبا</w:t>
+        <w:t>ابع نب دمحا نب ھماسأ</w:t>
       </w:r>
     </w:p>
     <w:p>
@@ -364,7 +364,7 @@
           <w:b w:val="0"/>
           <w:i w:val="0"/>
         </w:rPr>
-        <w:t>أسامھ بن احمد بن عبا</w:t>
+        <w:t>ابع نب دمحا نب ھماسأ</w:t>
       </w:r>
     </w:p>
     <w:sectPr>

--- a/zaini_case_audit_output/outputs/word/documents/084_مذكرة جوابية من عدنان وعاتقة ـ 16-11-1444 ـ مرفق تقييم.docx
+++ b/zaini_case_audit_output/outputs/word/documents/084_مذكرة جوابية من عدنان وعاتقة ـ 16-11-1444 ـ مرفق تقييم.docx
@@ -78,7 +78,7 @@
           <w:b w:val="0"/>
           <w:i w:val="0"/>
         </w:rPr>
-        <w:t>حفظهم هللا أسامھ بن احمد بن بن عباس عباس زيني زيني</w:t>
+        <w:t>حفظهم هللا أسامھ بن احمد بن بن عباس زيني</w:t>
       </w:r>
     </w:p>
     <w:p>
@@ -91,7 +91,7 @@
           <w:b w:val="0"/>
           <w:i w:val="0"/>
         </w:rPr>
-        <w:t>،،،،،،</w:t>
+        <w:t>،،،</w:t>
       </w:r>
     </w:p>
     <w:p>
@@ -143,7 +143,7 @@
           <w:b w:val="0"/>
           <w:i w:val="0"/>
         </w:rPr>
-        <w:t>ةدبج عم ةيماتخ كولسب ةكشر يزارلحا لاقتنا فلالخا ةيراجتلا هتكاربو يينم ةيحاضيا ةماتلا ببس نيز نيز ةقتاع نوعدي ٪؜ نم اتهيمق الله ٩0 ةعانقلا ةكملمحبا ةيعدلماو تاون في سسةركذبمةرقولما ةحمرو ن الم ةغلابلاو هيلع أو ينعدلما سلا دكؤت ابع ابع ءاشرو لو ىعدلما نييز كميلع هذه ىوعلدا تيلا لا قاقحت د كمترئالد ملاسلا كلدعب حما ةيراجتلا ننعيب ضقانت تاضقانتلا ننادع سا لمح ب ب ةيل مدقتا ددثمقح ينبت عم عفلدا صصلحا ةرئ يعدلما محمحانه نم الدا تيلاو يزارلحا اذه أب هجو لةسلس ءاضع لوقي ا ا نم لاقتنا ةنيبو ىوعلدا يرغب ننةقتاعو ةمدقم أو ةرتاو ةيماظن في هثروم ب ب ن سيئر أ ةجيتن ليار ھماسھماسةرئالدا نييز ةيباوج اهعمزي ـه م نم يرغ 2023 120،000،000 1444 في لةيضفلا ننادع نييز هيلا ماقلم و ةركذم ةرثؤلما / جراتخ / ةعوشرم 06 11 لةيلا أ أ دحما دكؤن نع / / 05 بح :عوضو 16 ةيرهولجا تيلكاوب ةيقافتا يكلوم ةماسا : :يخراتلا : قفاولما لاو اص يرغ لما أ اذه لىع ا سيس أتو نايب نايبلا لا ةجالحا تقو نع نايبلا يرخ أتف هتصح مدع لىع ليلد دقعلل هئافخ او هتوكسف نييكلوم ثروم عم لطبا وهف لطبا لىع نيب امو ناومضمو كلاش دقعلا اذه ةصحفي نعطي يكلوم ن اف أدبلما ةرئالدل مدقم هكاشرو لةازغ وبا للاط بي سالمحا يربلخا نم رداص بيسامح ةبرخ ريرقت ردص ناو قب س هنا ةرئالدا ماقلم ينبن : اينثا ةقد كلب هيف درو ذا نلا لثالما عانزلا لمح في لصيف وهو ـه 1432 - 11 - 07 في خرؤم هيلع ىعدلما عم عازن في ةيراجتلا ةيئاضقلا هيف يمق يلذاو ةيراجتلا نييز دحما ةكشر في هيلع ىعدلما عم ىوعلدا لمح صصلحا انهمو تكاشرلا في ءكاشرلا صصح يم يقت حوضوو رادها لاوحالا نم لاح ي أب غوسي</w:t>
+        <w:t>ةدبج عم ةيماتخ كولسب ةكشر يزارلحا لاقتنا فلالخا ةيراجتلا هتكاربو يينم ةيحاضيا ةماتلا ببس نيز ةقتاع نوعدي ٪؜ نم اتهيمق الله ٩0 ةعانقلا ةكملمحبا ةيعدلماو تاون في سسةركذبمةرقولما ةحمرو ن الم ةغلابلاو هيلع أو ينعدلما سلا دكؤت ابع ءاشرو لو ىعدلما نييز كميلع هذه ىوعلدا تيلا لا قاقحت د كمترئالد ملاسلا كلدعب حما ةيراجتلا ننعيب ضقانت تاضقانتلا ننادع سا لمح ب ب ةيل مدقتا ددثمقح ينبت عم عفلدا صصلحا ةرئ يعدلما محمحانه نم الدا تيلاو يزارلحا اذه أب هجو لةسلس ءاضع لوقي ا ا نم لاقتنا ةنيبو ىوعلدا يرغب ننةقتاعو ةمدقم أو ةرتاو ةيماظن في هثروم ب ب ن سيئر أ ةجيتن ليار ھماسھماسةرئالدا نييز ةيباوج اهعمزي ـه م نم يرغ 2023 120،000،000 1444 في لةيضفلا ننادع نييز هيلا ماقلم و ةركذم ةرثؤلما / جراتخ / ةعوشرم 06 11 لةيلا أ أ دحما دكؤن نع / / 05 بح :عوضو 16 ةيرهولجا تيلكاوب ةيقافتا يكلوم ةماسا : :يخراتلا : قفاولما لاو اص يرغ لما أ اذه لىع ا سيس أتو نايب نايبلا لا ةجالحا تقو نع نايبلا يرخ أتف هتصح مدع لىع ليلد دقعلل هئافخ او هتوكسف نييكلوم ثروم عم لطبا وهف لطبا لىع نيب امو ناومضمو كلاش دقعلا اذه ةصحفي نعطي يكلوم ن اف أدبلما ةرئالدل مدقم هكاشرو لةازغ وبا للاط بي سالمحا يربلخا نم رداص بيسامح ةبرخ ريرقت ردص ناو قب س هنا ةرئالدا ماقلم ينبن : اينثا ةقد كلب هيف درو ذا نلا لثالما عانزلا لمح في لصيف وهو ـه 1432 - 11 - 07 في خرؤم هيلع ىعدلما عم عازن في ةيراجتلا ةيئاضقلا هيف يمق يلذاو ةيراجتلا نييز دحما ةكشر في هيلع ىعدلما عم ىوعلدا لمح صصلحا انهمو تكاشرلا في ءكاشرلا صصح يم يقت حوضوو رادها لاوحالا نم لاح ي أب غوسي</w:t>
       </w:r>
     </w:p>
     <w:p>
@@ -221,7 +221,7 @@
           <w:b w:val="0"/>
           <w:i w:val="0"/>
         </w:rPr>
-        <w:t>مازل ن ا أ يميقتلا يميقتلا اللهو : :اينثا لاو أ دمحم .د ميالمحا ابع نب دمحا نب ھماسأ</w:t>
+        <w:t>مازل ن ا أ يميقتلا اللهو : :اينثا لاو أ دمحم .د ميالمحا ابع نب دمحا نب ھماسأ</w:t>
       </w:r>
     </w:p>
     <w:p>

--- a/zaini_case_audit_output/outputs/word/documents/084_مذكرة جوابية من عدنان وعاتقة ـ 16-11-1444 ـ مرفق تقييم.docx
+++ b/zaini_case_audit_output/outputs/word/documents/084_مذكرة جوابية من عدنان وعاتقة ـ 16-11-1444 ـ مرفق تقييم.docx
@@ -130,7 +130,7 @@
           <w:b w:val="0"/>
           <w:i w:val="0"/>
         </w:rPr>
-        <w:t>ھماسنم ) 42824717 ددعل :ليي أ احيضوتو ماك لكذ ( قب قمر نايبو س ىوعلدا الماديك متهبلاطلمةتبثلماو في أت تتم دق هيلع ى عدملل ةيراجتلا نييز دحما انه أب عفدي ةراتف اهل هكلتم ةيل أو صصلحا هذه هي عيبلا ةيمق نا عمزي ىرخا ةرتاو ليار 450،000 قوقح لىع ذاوحت سالا في هوب شلما هيلع ىعدلما مبرم صصلحا عيب دقع دوجوب عمزي ميهلع ىعدلما</w:t>
+        <w:t>املدعى علهيم يزمع بوجود عقد بيع احلصص مربم املدعى عليه املش بوه يف الاس تحواذ عىل حقوق 000،450 رايل واترة اخرى يزمع ان قمية البيع يه هذه احلصص وأ لية متلكه لها فتارة يدفع بأ هنا امحد زيين التجارية للمدع ى عليه قد متت تأ يف واملثبتةملطالبهتم كيداملا ادلعوى س وبيان رمق بق ) ذكل كام وتوضيحا أ ييل: لعدد 42824717 ( منسامھ</w:t>
       </w:r>
     </w:p>
     <w:p>
@@ -143,7 +143,7 @@
           <w:b w:val="0"/>
           <w:i w:val="0"/>
         </w:rPr>
-        <w:t>ةدبج عم ةيماتخ كولسب ةكشر يزارلحا لاقتنا فلالخا ةيراجتلا هتكاربو يينم ةيحاضيا ةماتلا ببس نيز ةقتاع نوعدي ٪؜ نم اتهيمق الله ٩0 ةعانقلا ةكملمحبا ةيعدلماو تاون في سسةركذبمةرقولما ةحمرو ن الم ةغلابلاو هيلع أو ينعدلما سلا دكؤت ابع ءاشرو لو ىعدلما نييز كميلع هذه ىوعلدا تيلا لا قاقحت د كمترئالد ملاسلا كلدعب حما ةيراجتلا ننعيب ضقانت تاضقانتلا ننادع سا لمح ب ب ةيل مدقتا ددثمقح ينبت عم عفلدا صصلحا ةرئ يعدلما محمحانه نم الدا تيلاو يزارلحا اذه أب هجو لةسلس ءاضع لوقي ا ا نم لاقتنا ةنيبو ىوعلدا يرغب ننةقتاعو ةمدقم أو ةرتاو ةيماظن في هثروم ب ب ن سيئر أ ةجيتن ليار ھماسھماسةرئالدا نييز ةيباوج اهعمزي ـه م نم يرغ 2023 120،000،000 1444 في لةيضفلا ننادع نييز هيلا ماقلم و ةركذم ةرثؤلما / جراتخ / ةعوشرم 06 11 لةيلا أ أ دحما دكؤن نع / / 05 بح :عوضو 16 ةيرهولجا تيلكاوب ةيقافتا يكلوم ةماسا : :يخراتلا : قفاولما لاو اص يرغ لما أ اذه لىع ا سيس أتو نايب نايبلا لا ةجالحا تقو نع نايبلا يرخ أتف هتصح مدع لىع ليلد دقعلل هئافخ او هتوكسف نييكلوم ثروم عم لطبا وهف لطبا لىع نيب امو ناومضمو كلاش دقعلا اذه ةصحفي نعطي يكلوم ن اف أدبلما ةرئالدل مدقم هكاشرو لةازغ وبا للاط بي سالمحا يربلخا نم رداص بيسامح ةبرخ ريرقت ردص ناو قب س هنا ةرئالدا ماقلم ينبن : اينثا ةقد كلب هيف درو ذا نلا لثالما عانزلا لمح في لصيف وهو ـه 1432 - 11 - 07 في خرؤم هيلع ىعدلما عم عازن في ةيراجتلا ةيئاضقلا هيف يمق يلذاو ةيراجتلا نييز دحما ةكشر في هيلع ىعدلما عم ىوعلدا لمح صصلحا انهمو تكاشرلا في ءكاشرلا صصح يم يقت حوضوو رادها لاوحالا نم لاح ي أب غوسي</w:t>
+        <w:t>يسوغ بأ ي حال من الاحوال اهدار ووضوح تقي مي حصص الرشاكء يف الرشاكت ومهنا احلصص حمل ادلعوى مع املدعى عليه يف رشكة امحد زيين التجارية واذلي قمي فيه القضائية التجارية يف نزاع مع املدعى عليه مؤرخ يف 07 - 11 - 1432 هـ وهو فيصل يف حمل الزناع املاثل الن اذ ورد فيه بلك دقة اثنيا : نبني ملقام ادلائرة انه س بق وان صدر تقرير خربة حماسيب صادر من اخلبري احملاس يب طالل ابو غزاةل ورشاكه مقدم لدلائرة املبدأ فا ن مولكي يطعن يفحصة هذا العقد شالك ومضموان وما بين عىل ابطل فهو ابطل مع مورث مولكيين فسكوته وا خفائه للعقد دليل عىل عدم حصته فتأ خري البيان عن وقت احلاجة ال البيان بيان وتأ سيس ا عىل هذا أ امل غري صا وال املوافق : التارخي: : اسامة مولكي اتفاقية بواكليت اجلوهرية 16 وضوع: حب 05 / / عن نؤكد امحد أ أ اليةل 11 06 مرشوعة / ختارج / املؤثرة مذكرة و ملقام اليه زيين عدانن الفضيةل يف 1444 000،000،120 2023 غري من م هـ يزمعها جوابية زيين ادلائرةسامھسامھ رايل نتيجة أ رئيس ن ب ب مورثه يف نظامية واترة وأ مقدمة وعاتقةنن بغري ادلعوى وبينة انتقال من ا ا يقول عضاء سلسةل وجه بأ هذا احلرازي واليت ادلا من هناحمحم املدعي ئرة احلصص ادلفع مع تبني حقمثدد اتقدم لية ب ب حمل اس عدانن التناقضات تناقض بيعنن التجارية امح بعدلك السالم دلائرتمك د تحقاق ال اليت ادلعوى هذه عليمك زيين املدعى ول ورشاء عبا تؤكد الس املدعني وأ عليه والبالغة ملا ن ورمحة املوقرةمبذكرةسس يف نوات واملدعية ابحملمكة القناعة ٩0 هللا قميهتا من ؜٪ يدعون عاتقة زين سبب التامة ايضاحية منيي وبراكته التجارية اخلالف انتقال احلرازي رشكة بسلوك ختامية مع جبدة</w:t>
       </w:r>
     </w:p>
     <w:p>
@@ -234,7 +234,7 @@
           <w:b w:val="0"/>
           <w:i w:val="0"/>
         </w:rPr>
-        <w:t>ابع نب دمحا نب ھماسأ</w:t>
+        <w:t>أسامھ بن احمد بن عبا</w:t>
       </w:r>
     </w:p>
     <w:p>
@@ -351,7 +351,7 @@
           <w:b w:val="0"/>
           <w:i w:val="0"/>
         </w:rPr>
-        <w:t>ابع نب دمحا نب ھماسأ</w:t>
+        <w:t>أسامھ بن احمد بن عبا</w:t>
       </w:r>
     </w:p>
     <w:p>
@@ -364,7 +364,7 @@
           <w:b w:val="0"/>
           <w:i w:val="0"/>
         </w:rPr>
-        <w:t>ابع نب دمحا نب ھماسأ</w:t>
+        <w:t>أسامھ بن احمد بن عبا</w:t>
       </w:r>
     </w:p>
     <w:sectPr>

--- a/zaini_case_audit_output/outputs/word/documents/084_مذكرة جوابية من عدنان وعاتقة ـ 16-11-1444 ـ مرفق تقييم.docx
+++ b/zaini_case_audit_output/outputs/word/documents/084_مذكرة جوابية من عدنان وعاتقة ـ 16-11-1444 ـ مرفق تقييم.docx
@@ -208,7 +208,7 @@
           <w:b w:val="0"/>
           <w:i w:val="0"/>
         </w:rPr>
-        <w:t>أب ھماسصصحلل هيلع ،كماعري تيكلولم ىعدلما و عفدي لداعلا كمظفيح برتعلما أ</w:t>
+        <w:t>أ املعترب حيفظمك العادل يدفع و املدعى ملولكيت يرعامك، عليه للحصصسامھ بأ</w:t>
       </w:r>
     </w:p>
     <w:p>
@@ -221,7 +221,7 @@
           <w:b w:val="0"/>
           <w:i w:val="0"/>
         </w:rPr>
-        <w:t>مازل ن ا أ يميقتلا اللهو : :اينثا لاو أ دمحم .د ميالمحا ابع نب دمحا نب ھماسأ</w:t>
+        <w:t>أسامھ بن احمد بن عبا احملايم د. محمد أ وال اثنيا: : وهللا التقيمي أ ا ن لزام</w:t>
       </w:r>
     </w:p>
     <w:p>
